--- a/light-refract/files/01_折射_三堂教案台詞.docx
+++ b/light-refract/files/01_折射_三堂教案台詞.docx
@@ -503,7 +503,7 @@
                 <w:sz w:val="20"/>
                 <w:szCs w:val="20"/>
               </w:rPr>
-              <w:t xml:space="preserve">「光從空氣進到水裡，方向會改變，這叫折射。」站 3 模擬器：拉入射角，「看，進水後光往中間的線靠近。」站 2 硬幣：「碗邊看不到硬幣，倒水——浮上來了！硬幣沒動，是光在水面轉彎，把影像抬高。」</w:t>
+              <w:t xml:space="preserve">「光從空氣進到水裡，方向會改變，這叫折射。」站 3 模擬器：拉入射角，「看，進水後光往中間的線靠近。」站 2 硬幣：「碗邊看不到硬幣，倒水——浮上來了！硬幣沒動，是光在水面折一下，把影像抬高。」</w:t>
             </w:r>
           </w:p>
         </w:tc>
@@ -521,7 +521,7 @@
                 <w:sz w:val="20"/>
                 <w:szCs w:val="20"/>
               </w:rPr>
-              <w:t xml:space="preserve">🔵 拉滑桿、按倒水、指出硬幣出現。🟠 說「因為光轉彎，所以看起來比較高」。</w:t>
+              <w:t xml:space="preserve">🔵 拉滑桿、按倒水、指出硬幣出現。🟠 說「因為光在水面折一下，所以看起來比較高」。</w:t>
             </w:r>
           </w:p>
         </w:tc>
@@ -657,7 +657,7 @@
                 <w:sz w:val="20"/>
                 <w:szCs w:val="20"/>
               </w:rPr>
-              <w:t xml:space="preserve">「吸管真的斷了嗎？」全班：「沒斷！是光進水轉彎＝折射！」結束儀式＋完成貼紙。預告：「下次每個人親手做。」</w:t>
+              <w:t xml:space="preserve">「吸管真的斷了嗎？」全班：「沒斷！是光進水折一下＝折射！」結束儀式＋完成貼紙。預告：「下次每個人親手做。」</w:t>
             </w:r>
           </w:p>
         </w:tc>
@@ -1075,7 +1075,7 @@
                 <w:sz w:val="20"/>
                 <w:szCs w:val="20"/>
               </w:rPr>
-              <w:t xml:space="preserve">「第一步：吸管放進去，從旁邊看。」（等 5 秒）「第二步：拿出來看。」「第三步：硬幣放碗裡，眼睛在碗邊，慢慢倒水，眼睛不要動。」老師示範手電筒照進牛奶水：「看，光進水轉彎了！」</w:t>
+              <w:t xml:space="preserve">「第一步：吸管放進去，從旁邊看。」（等 5 秒）「第二步：拿出來看。」「第三步：硬幣放碗裡，眼睛在碗邊，慢慢倒水，眼睛不要動。」老師示範手電筒照進牛奶水：「看，光進水折一下了！」</w:t>
             </w:r>
           </w:p>
         </w:tc>
@@ -1644,7 +1644,7 @@
                 <w:sz w:val="20"/>
                 <w:szCs w:val="20"/>
               </w:rPr>
-              <w:t xml:space="preserve">🔵 選「安全／危險」卡。🟠 說「因為光轉彎，看起來淺，所以要___」。</w:t>
+              <w:t xml:space="preserve">🔵 選「安全／危險」卡。🟠 說「因為光在水面折一下，看起來淺，所以要___」。</w:t>
             </w:r>
           </w:p>
         </w:tc>
@@ -1780,7 +1780,7 @@
                 <w:sz w:val="20"/>
                 <w:szCs w:val="20"/>
               </w:rPr>
-              <w:t xml:space="preserve">「眼鏡為什麼能看清楚？」拿放大鏡看字、滴一滴水在透明片上看字變大。「鏡片和水滴讓光轉彎，字就變大、變清楚——這是折射的應用，叫透鏡。」</w:t>
+              <w:t xml:space="preserve">「眼鏡為什麼能看清楚？」拿放大鏡看字、滴一滴水在透明片上看字變大。「鏡片和水滴讓光換方向，字就變大、變清楚——這是折射的應用，叫透鏡。」</w:t>
             </w:r>
           </w:p>
         </w:tc>
@@ -1798,7 +1798,7 @@
                 <w:sz w:val="20"/>
                 <w:szCs w:val="20"/>
               </w:rPr>
-              <w:t xml:space="preserve">🔵 用放大鏡看字、指出變大。🟠 說「因為光轉彎，所以字變大」。</w:t>
+              <w:t xml:space="preserve">🔵 用放大鏡看字、指出變大。🟠 說「因為光穿過鏡片換方向，所以字變大」。</w:t>
             </w:r>
           </w:p>
         </w:tc>
@@ -1857,7 +1857,7 @@
                 <w:sz w:val="20"/>
                 <w:szCs w:val="20"/>
               </w:rPr>
-              <w:t xml:space="preserve">「三案全破！結案：光進水會轉彎＝折射。」「吸管真的斷了嗎？」→「沒斷！」結案報告單＋折射大搶答。</w:t>
+              <w:t xml:space="preserve">「三案全破！結案：光進水會折一下＝折射。」「吸管真的斷了嗎？」→「沒斷！」結案報告單＋折射大搶答。</w:t>
             </w:r>
           </w:p>
         </w:tc>

--- a/light-refract/files/01_折射_三堂教案台詞.docx
+++ b/light-refract/files/01_折射_三堂教案台詞.docx
@@ -4,30 +4,30 @@
   <w:body>
     <w:p>
       <w:pPr>
+        <w:spacing w:before="0" w:after="40" w:line="264" w:lineRule="auto"/>
         <w:jc w:val="center"/>
-        <w:spacing w:before="0" w:after="40" w:line="264" w:lineRule="auto"/>
       </w:pPr>
       <w:r>
         <w:rPr>
+          <w:b/>
+          <w:color w:val="0B4A6F"/>
           <w:sz w:val="36"/>
           <w:szCs w:val="36"/>
-          <w:b/>
-          <w:color w:val="0B4A6F"/>
         </w:rPr>
         <w:t xml:space="preserve">光線特勤隊・任務四 光的折射｜三堂課教案台詞</w:t>
       </w:r>
     </w:p>
     <w:p>
       <w:pPr>
+        <w:spacing w:before="0" w:after="120" w:line="264" w:lineRule="auto"/>
         <w:jc w:val="center"/>
-        <w:spacing w:before="0" w:after="120" w:line="264" w:lineRule="auto"/>
       </w:pPr>
       <w:r>
         <w:rPr>
+          <w:b/>
+          <w:color w:val="C0392B"/>
           <w:sz w:val="22"/>
           <w:szCs w:val="22"/>
-          <w:b/>
-          <w:color w:val="C0392B"/>
         </w:rPr>
         <w:t xml:space="preserve">竹東國中 自然科｜翰林二上 4-3 光的折射｜Ka-IV-8 透過實驗探討光的反射與折射規律｜po-IV-1、tr-IV-1、pe-IV-2、ah-IV-2</w:t>
       </w:r>
@@ -38,10 +38,10 @@
       </w:pPr>
       <w:r>
         <w:rPr>
-          <w:sz w:val="20"/>
-          <w:szCs w:val="20"/>
           <w:b/>
           <w:color w:val="0B6FA4"/>
+          <w:sz w:val="20"/>
+          <w:szCs w:val="20"/>
         </w:rPr>
         <w:t xml:space="preserve">每堂固定儀式：</w:t>
       </w:r>
@@ -59,10 +59,10 @@
       </w:pPr>
       <w:r>
         <w:rPr>
+          <w:b/>
+          <w:color w:val="0B6FA4"/>
           <w:sz w:val="30"/>
           <w:szCs w:val="30"/>
-          <w:b/>
-          <w:color w:val="0B6FA4"/>
         </w:rPr>
         <w:t xml:space="preserve">第1節｜吸管真的斷了嗎？（看懂母題）</w:t>
       </w:r>
@@ -73,9 +73,9 @@
       </w:pPr>
       <w:r>
         <w:rPr>
-          <w:sz w:val="20"/>
-          <w:szCs w:val="20"/>
           <w:b/>
+          <w:sz w:val="20"/>
+          <w:szCs w:val="20"/>
         </w:rPr>
         <w:t xml:space="preserve">核心概念：</w:t>
       </w:r>
@@ -88,9 +88,9 @@
       </w:r>
       <w:r>
         <w:rPr>
-          <w:sz w:val="20"/>
-          <w:szCs w:val="20"/>
           <w:b/>
+          <w:sz w:val="20"/>
+          <w:szCs w:val="20"/>
         </w:rPr>
         <w:t xml:space="preserve">生活主線：</w:t>
       </w:r>
@@ -103,9 +103,9 @@
       </w:r>
       <w:r>
         <w:rPr>
-          <w:sz w:val="20"/>
-          <w:szCs w:val="20"/>
           <w:b/>
+          <w:sz w:val="20"/>
+          <w:szCs w:val="20"/>
         </w:rPr>
         <w:t xml:space="preserve">謎題：</w:t>
       </w:r>
@@ -123,9 +123,9 @@
       </w:pPr>
       <w:r>
         <w:rPr>
-          <w:sz w:val="20"/>
-          <w:szCs w:val="20"/>
           <w:b/>
+          <w:sz w:val="20"/>
+          <w:szCs w:val="20"/>
         </w:rPr>
         <w:t xml:space="preserve">網站：</w:t>
       </w:r>
@@ -163,10 +163,10 @@
             </w:pPr>
             <w:r>
               <w:rPr>
-                <w:sz w:val="20"/>
-                <w:szCs w:val="20"/>
                 <w:b/>
                 <w:color w:val="FFFFFF"/>
+                <w:sz w:val="20"/>
+                <w:szCs w:val="20"/>
               </w:rPr>
               <w:t xml:space="preserve">段落/時間</w:t>
             </w:r>
@@ -184,10 +184,10 @@
             </w:pPr>
             <w:r>
               <w:rPr>
-                <w:sz w:val="20"/>
-                <w:szCs w:val="20"/>
                 <w:b/>
                 <w:color w:val="FFFFFF"/>
+                <w:sz w:val="20"/>
+                <w:szCs w:val="20"/>
               </w:rPr>
               <w:t xml:space="preserve">教師逐字台詞（簡單句→接專有名詞）</w:t>
             </w:r>
@@ -205,10 +205,10 @@
             </w:pPr>
             <w:r>
               <w:rPr>
-                <w:sz w:val="20"/>
-                <w:szCs w:val="20"/>
                 <w:b/>
                 <w:color w:val="FFFFFF"/>
+                <w:sz w:val="20"/>
+                <w:szCs w:val="20"/>
               </w:rPr>
               <w:t xml:space="preserve">學生做什麼 🔵操作／🟠推理</w:t>
             </w:r>
@@ -226,10 +226,10 @@
             </w:pPr>
             <w:r>
               <w:rPr>
-                <w:sz w:val="20"/>
-                <w:szCs w:val="20"/>
                 <w:b/>
                 <w:color w:val="FFFFFF"/>
+                <w:sz w:val="20"/>
+                <w:szCs w:val="20"/>
               </w:rPr>
               <w:t xml:space="preserve">帶法・提示・等待</w:t>
             </w:r>
@@ -249,10 +249,10 @@
             </w:pPr>
             <w:r>
               <w:rPr>
-                <w:sz w:val="20"/>
-                <w:szCs w:val="20"/>
                 <w:b/>
                 <w:color w:val="0B4A6F"/>
+                <w:sz w:val="20"/>
+                <w:szCs w:val="20"/>
               </w:rPr>
               <w:t xml:space="preserve">簽到 3′</w:t>
             </w:r>
@@ -326,10 +326,10 @@
             </w:pPr>
             <w:r>
               <w:rPr>
-                <w:sz w:val="20"/>
-                <w:szCs w:val="20"/>
                 <w:b/>
                 <w:color w:val="0B4A6F"/>
+                <w:sz w:val="20"/>
+                <w:szCs w:val="20"/>
               </w:rPr>
               <w:t xml:space="preserve">動機 5′</w:t>
             </w:r>
@@ -403,10 +403,10 @@
             </w:pPr>
             <w:r>
               <w:rPr>
-                <w:sz w:val="20"/>
-                <w:szCs w:val="20"/>
                 <w:b/>
                 <w:color w:val="0B4A6F"/>
+                <w:sz w:val="20"/>
+                <w:szCs w:val="20"/>
               </w:rPr>
               <w:t xml:space="preserve">探索 10′</w:t>
             </w:r>
@@ -480,10 +480,10 @@
             </w:pPr>
             <w:r>
               <w:rPr>
-                <w:sz w:val="20"/>
-                <w:szCs w:val="20"/>
                 <w:b/>
                 <w:color w:val="0B4A6F"/>
+                <w:sz w:val="20"/>
+                <w:szCs w:val="20"/>
               </w:rPr>
               <w:t xml:space="preserve">建構 10′</w:t>
             </w:r>
@@ -557,10 +557,10 @@
             </w:pPr>
             <w:r>
               <w:rPr>
-                <w:sz w:val="20"/>
-                <w:szCs w:val="20"/>
                 <w:b/>
                 <w:color w:val="0B4A6F"/>
+                <w:sz w:val="20"/>
+                <w:szCs w:val="20"/>
               </w:rPr>
               <w:t xml:space="preserve">應用 10′</w:t>
             </w:r>
@@ -634,10 +634,10 @@
             </w:pPr>
             <w:r>
               <w:rPr>
-                <w:sz w:val="20"/>
-                <w:szCs w:val="20"/>
                 <w:b/>
                 <w:color w:val="0B4A6F"/>
+                <w:sz w:val="20"/>
+                <w:szCs w:val="20"/>
               </w:rPr>
               <w:t xml:space="preserve">統整 5′</w:t>
             </w:r>
@@ -717,10 +717,10 @@
       </w:pPr>
       <w:r>
         <w:rPr>
-          <w:sz w:val="20"/>
-          <w:szCs w:val="20"/>
           <w:b/>
           <w:color w:val="C0392B"/>
+          <w:sz w:val="20"/>
+          <w:szCs w:val="20"/>
         </w:rPr>
         <w:t xml:space="preserve">迷思：</w:t>
       </w:r>
@@ -743,10 +743,10 @@
       </w:pPr>
       <w:r>
         <w:rPr>
+          <w:b/>
+          <w:color w:val="0B6FA4"/>
           <w:sz w:val="30"/>
           <w:szCs w:val="30"/>
-          <w:b/>
-          <w:color w:val="0B6FA4"/>
         </w:rPr>
         <w:t xml:space="preserve">第2節｜折射動手做：預測→做→修正（動手探究）</w:t>
       </w:r>
@@ -757,9 +757,9 @@
       </w:pPr>
       <w:r>
         <w:rPr>
-          <w:sz w:val="20"/>
-          <w:szCs w:val="20"/>
           <w:b/>
+          <w:sz w:val="20"/>
+          <w:szCs w:val="20"/>
         </w:rPr>
         <w:t xml:space="preserve">核心概念：</w:t>
       </w:r>
@@ -772,9 +772,9 @@
       </w:r>
       <w:r>
         <w:rPr>
-          <w:sz w:val="20"/>
-          <w:szCs w:val="20"/>
           <w:b/>
+          <w:sz w:val="20"/>
+          <w:szCs w:val="20"/>
         </w:rPr>
         <w:t xml:space="preserve">教具：</w:t>
       </w:r>
@@ -812,10 +812,10 @@
             </w:pPr>
             <w:r>
               <w:rPr>
-                <w:sz w:val="20"/>
-                <w:szCs w:val="20"/>
                 <w:b/>
                 <w:color w:val="FFFFFF"/>
+                <w:sz w:val="20"/>
+                <w:szCs w:val="20"/>
               </w:rPr>
               <w:t xml:space="preserve">段落/時間</w:t>
             </w:r>
@@ -833,10 +833,10 @@
             </w:pPr>
             <w:r>
               <w:rPr>
-                <w:sz w:val="20"/>
-                <w:szCs w:val="20"/>
                 <w:b/>
                 <w:color w:val="FFFFFF"/>
+                <w:sz w:val="20"/>
+                <w:szCs w:val="20"/>
               </w:rPr>
               <w:t xml:space="preserve">教師逐字台詞（簡單句→接專有名詞）</w:t>
             </w:r>
@@ -854,10 +854,10 @@
             </w:pPr>
             <w:r>
               <w:rPr>
-                <w:sz w:val="20"/>
-                <w:szCs w:val="20"/>
                 <w:b/>
                 <w:color w:val="FFFFFF"/>
+                <w:sz w:val="20"/>
+                <w:szCs w:val="20"/>
               </w:rPr>
               <w:t xml:space="preserve">學生做什麼 🔵操作／🟠推理</w:t>
             </w:r>
@@ -875,10 +875,10 @@
             </w:pPr>
             <w:r>
               <w:rPr>
-                <w:sz w:val="20"/>
-                <w:szCs w:val="20"/>
                 <w:b/>
                 <w:color w:val="FFFFFF"/>
+                <w:sz w:val="20"/>
+                <w:szCs w:val="20"/>
               </w:rPr>
               <w:t xml:space="preserve">帶法・提示・等待</w:t>
             </w:r>
@@ -898,10 +898,10 @@
             </w:pPr>
             <w:r>
               <w:rPr>
-                <w:sz w:val="20"/>
-                <w:szCs w:val="20"/>
                 <w:b/>
                 <w:color w:val="0B4A6F"/>
+                <w:sz w:val="20"/>
+                <w:szCs w:val="20"/>
               </w:rPr>
               <w:t xml:space="preserve">簽到 3′</w:t>
             </w:r>
@@ -975,10 +975,10 @@
             </w:pPr>
             <w:r>
               <w:rPr>
-                <w:sz w:val="20"/>
-                <w:szCs w:val="20"/>
                 <w:b/>
                 <w:color w:val="0B4A6F"/>
+                <w:sz w:val="20"/>
+                <w:szCs w:val="20"/>
               </w:rPr>
               <w:t xml:space="preserve">預測 5′</w:t>
             </w:r>
@@ -1052,10 +1052,10 @@
             </w:pPr>
             <w:r>
               <w:rPr>
-                <w:sz w:val="20"/>
-                <w:szCs w:val="20"/>
                 <w:b/>
                 <w:color w:val="0B4A6F"/>
+                <w:sz w:val="20"/>
+                <w:szCs w:val="20"/>
               </w:rPr>
               <w:t xml:space="preserve">動手 15′</w:t>
             </w:r>
@@ -1129,10 +1129,10 @@
             </w:pPr>
             <w:r>
               <w:rPr>
-                <w:sz w:val="20"/>
-                <w:szCs w:val="20"/>
                 <w:b/>
                 <w:color w:val="0B4A6F"/>
+                <w:sz w:val="20"/>
+                <w:szCs w:val="20"/>
               </w:rPr>
               <w:t xml:space="preserve">修正 7′</w:t>
             </w:r>
@@ -1206,10 +1206,10 @@
             </w:pPr>
             <w:r>
               <w:rPr>
-                <w:sz w:val="20"/>
-                <w:szCs w:val="20"/>
                 <w:b/>
                 <w:color w:val="0B4A6F"/>
+                <w:sz w:val="20"/>
+                <w:szCs w:val="20"/>
               </w:rPr>
               <w:t xml:space="preserve">紀錄 8′</w:t>
             </w:r>
@@ -1283,10 +1283,10 @@
             </w:pPr>
             <w:r>
               <w:rPr>
-                <w:sz w:val="20"/>
-                <w:szCs w:val="20"/>
                 <w:b/>
                 <w:color w:val="0B4A6F"/>
+                <w:sz w:val="20"/>
+                <w:szCs w:val="20"/>
               </w:rPr>
               <w:t xml:space="preserve">收拾 5′</w:t>
             </w:r>
@@ -1371,10 +1371,10 @@
       </w:pPr>
       <w:r>
         <w:rPr>
+          <w:b/>
+          <w:color w:val="0B6FA4"/>
           <w:sz w:val="30"/>
           <w:szCs w:val="30"/>
-          <w:b/>
-          <w:color w:val="0B6FA4"/>
         </w:rPr>
         <w:t xml:space="preserve">第3節｜折射偵探・生活結案（整理與應用）</w:t>
       </w:r>
@@ -1385,9 +1385,9 @@
       </w:pPr>
       <w:r>
         <w:rPr>
-          <w:sz w:val="20"/>
-          <w:szCs w:val="20"/>
           <w:b/>
+          <w:sz w:val="20"/>
+          <w:szCs w:val="20"/>
         </w:rPr>
         <w:t xml:space="preserve">核心概念：</w:t>
       </w:r>
@@ -1400,9 +1400,9 @@
       </w:r>
       <w:r>
         <w:rPr>
-          <w:sz w:val="20"/>
-          <w:szCs w:val="20"/>
           <w:b/>
+          <w:sz w:val="20"/>
+          <w:szCs w:val="20"/>
         </w:rPr>
         <w:t xml:space="preserve">教具：</w:t>
       </w:r>
@@ -1440,10 +1440,10 @@
             </w:pPr>
             <w:r>
               <w:rPr>
-                <w:sz w:val="20"/>
-                <w:szCs w:val="20"/>
                 <w:b/>
                 <w:color w:val="FFFFFF"/>
+                <w:sz w:val="20"/>
+                <w:szCs w:val="20"/>
               </w:rPr>
               <w:t xml:space="preserve">段落/時間</w:t>
             </w:r>
@@ -1461,10 +1461,10 @@
             </w:pPr>
             <w:r>
               <w:rPr>
-                <w:sz w:val="20"/>
-                <w:szCs w:val="20"/>
                 <w:b/>
                 <w:color w:val="FFFFFF"/>
+                <w:sz w:val="20"/>
+                <w:szCs w:val="20"/>
               </w:rPr>
               <w:t xml:space="preserve">教師逐字台詞（簡單句→接專有名詞）</w:t>
             </w:r>
@@ -1482,10 +1482,10 @@
             </w:pPr>
             <w:r>
               <w:rPr>
-                <w:sz w:val="20"/>
-                <w:szCs w:val="20"/>
                 <w:b/>
                 <w:color w:val="FFFFFF"/>
+                <w:sz w:val="20"/>
+                <w:szCs w:val="20"/>
               </w:rPr>
               <w:t xml:space="preserve">學生做什麼 🔵操作／🟠推理</w:t>
             </w:r>
@@ -1503,10 +1503,10 @@
             </w:pPr>
             <w:r>
               <w:rPr>
-                <w:sz w:val="20"/>
-                <w:szCs w:val="20"/>
                 <w:b/>
                 <w:color w:val="FFFFFF"/>
+                <w:sz w:val="20"/>
+                <w:szCs w:val="20"/>
               </w:rPr>
               <w:t xml:space="preserve">帶法・提示・等待</w:t>
             </w:r>
@@ -1526,10 +1526,10 @@
             </w:pPr>
             <w:r>
               <w:rPr>
-                <w:sz w:val="20"/>
-                <w:szCs w:val="20"/>
                 <w:b/>
                 <w:color w:val="0B4A6F"/>
+                <w:sz w:val="20"/>
+                <w:szCs w:val="20"/>
               </w:rPr>
               <w:t xml:space="preserve">簽到 3′</w:t>
             </w:r>
@@ -1603,10 +1603,10 @@
             </w:pPr>
             <w:r>
               <w:rPr>
-                <w:sz w:val="20"/>
-                <w:szCs w:val="20"/>
                 <w:b/>
                 <w:color w:val="0B4A6F"/>
+                <w:sz w:val="20"/>
+                <w:szCs w:val="20"/>
               </w:rPr>
               <w:t xml:space="preserve">案件一 8′</w:t>
             </w:r>
@@ -1680,10 +1680,10 @@
             </w:pPr>
             <w:r>
               <w:rPr>
-                <w:sz w:val="20"/>
-                <w:szCs w:val="20"/>
                 <w:b/>
                 <w:color w:val="0B4A6F"/>
+                <w:sz w:val="20"/>
+                <w:szCs w:val="20"/>
               </w:rPr>
               <w:t xml:space="preserve">案件二 6′</w:t>
             </w:r>
@@ -1757,10 +1757,10 @@
             </w:pPr>
             <w:r>
               <w:rPr>
-                <w:sz w:val="20"/>
-                <w:szCs w:val="20"/>
                 <w:b/>
                 <w:color w:val="0B4A6F"/>
+                <w:sz w:val="20"/>
+                <w:szCs w:val="20"/>
               </w:rPr>
               <w:t xml:space="preserve">案件三 8′</w:t>
             </w:r>
@@ -1834,10 +1834,10 @@
             </w:pPr>
             <w:r>
               <w:rPr>
-                <w:sz w:val="20"/>
-                <w:szCs w:val="20"/>
                 <w:b/>
                 <w:color w:val="0B4A6F"/>
+                <w:sz w:val="20"/>
+                <w:szCs w:val="20"/>
               </w:rPr>
               <w:t xml:space="preserve">結案 10′</w:t>
             </w:r>
@@ -1911,10 +1911,10 @@
             </w:pPr>
             <w:r>
               <w:rPr>
-                <w:sz w:val="20"/>
-                <w:szCs w:val="20"/>
                 <w:b/>
                 <w:color w:val="0B4A6F"/>
+                <w:sz w:val="20"/>
+                <w:szCs w:val="20"/>
               </w:rPr>
               <w:t xml:space="preserve">統整 5′</w:t>
             </w:r>
@@ -1994,10 +1994,10 @@
       </w:pPr>
       <w:r>
         <w:rPr>
-          <w:sz w:val="20"/>
-          <w:szCs w:val="20"/>
           <w:b/>
           <w:color w:val="C0392B"/>
+          <w:sz w:val="20"/>
+          <w:szCs w:val="20"/>
         </w:rPr>
         <w:t xml:space="preserve">評量：</w:t>
       </w:r>
